--- a/backend/assets/contract-templates/quotation.docx
+++ b/backend/assets/contract-templates/quotation.docx
@@ -4,7 +4,6 @@
   <w:body>
     <w:p>
       <w:pPr>
-        <w:spacing w:after="120"/>
         <w:jc w:val="center"/>
       </w:pPr>
       <w:r>
@@ -17,393 +16,315 @@
     </w:p>
     <w:p>
       <w:pPr>
-        <w:spacing w:after="120"/>
-        <w:jc w:val="center"/>
-      </w:pPr>
-      <w:r>
-        <w:rPr>
-          <w:i/>
-          <w:iCs/>
-        </w:rPr>
-        <w:t xml:space="preserve">Độc lập – Tự do – Hạnh phúc</w:t>
-      </w:r>
-    </w:p>
-    <w:p>
-      <w:pPr>
-        <w:spacing w:after="120"/>
-      </w:pPr>
-      <w:r>
-        <w:t xml:space="preserve"/>
-      </w:r>
-    </w:p>
-    <w:p>
-      <w:pPr>
-        <w:spacing w:after="120"/>
         <w:jc w:val="center"/>
       </w:pPr>
       <w:r>
         <w:rPr>
           <w:b/>
           <w:bCs/>
-          <w:sz w:val="32"/>
-          <w:szCs w:val="32"/>
-        </w:rPr>
-        <w:t xml:space="preserve">BÁO GIÁ DỊCH VỤ</w:t>
-      </w:r>
-    </w:p>
-    <w:p>
-      <w:pPr>
-        <w:spacing w:after="120"/>
+        </w:rPr>
+        <w:t xml:space="preserve">Độc lập – Tự do – Hạnh phúc</w:t>
+      </w:r>
+    </w:p>
+    <w:p/>
+    <w:p>
+      <w:pPr>
+        <w:pStyle w:val="Heading1"/>
         <w:jc w:val="center"/>
-      </w:pPr>
-      <w:r>
-        <w:t xml:space="preserve">Số: {contractNumber}</w:t>
-      </w:r>
-    </w:p>
-    <w:p>
-      <w:pPr>
-        <w:spacing w:after="120"/>
-      </w:pPr>
-      <w:r>
-        <w:t xml:space="preserve"/>
-      </w:r>
-    </w:p>
-    <w:p>
-      <w:pPr>
-        <w:spacing w:after="120"/>
-      </w:pPr>
-      <w:r>
-        <w:t xml:space="preserve">Hôm nay, ngày {signDay} tháng {signMonth} năm {signYear}, chúng tôi gồm:</w:t>
-      </w:r>
-    </w:p>
-    <w:p>
-      <w:pPr>
-        <w:spacing w:after="120"/>
-      </w:pPr>
-      <w:r>
-        <w:t xml:space="preserve"/>
-      </w:r>
-    </w:p>
-    <w:p>
-      <w:pPr>
-        <w:spacing w:after="120"/>
       </w:pPr>
       <w:r>
         <w:rPr>
           <w:b/>
           <w:bCs/>
         </w:rPr>
-        <w:t xml:space="preserve">BÊN A (Bên sử dụng dịch vụ): {client.entityName}</w:t>
-      </w:r>
-    </w:p>
-    <w:p>
-      <w:pPr>
-        <w:spacing w:after="120"/>
-      </w:pPr>
-      <w:r>
-        <w:t xml:space="preserve">Địa chỉ: {client.address}</w:t>
-      </w:r>
-    </w:p>
-    <w:p>
-      <w:pPr>
-        <w:spacing w:after="120"/>
-      </w:pPr>
-      <w:r>
-        <w:t xml:space="preserve">Mã số thuế: {client.taxId}</w:t>
-      </w:r>
-    </w:p>
-    <w:p>
-      <w:pPr>
-        <w:spacing w:after="120"/>
-      </w:pPr>
-      <w:r>
-        <w:t xml:space="preserve">Đại diện: {client.representative} — Chức vụ: {client.position}</w:t>
-      </w:r>
-    </w:p>
-    <w:p>
-      <w:pPr>
-        <w:spacing w:after="120"/>
-      </w:pPr>
-      <w:r>
-        <w:t xml:space="preserve">Điện thoại: {client.phone}</w:t>
-      </w:r>
-    </w:p>
-    <w:p>
-      <w:pPr>
-        <w:spacing w:after="120"/>
-      </w:pPr>
-      <w:r>
-        <w:t xml:space="preserve"/>
-      </w:r>
-    </w:p>
-    <w:p>
-      <w:pPr>
-        <w:spacing w:after="120"/>
+        <w:t xml:space="preserve">BÁO GIÁ DỊCH VỤ</w:t>
+      </w:r>
+    </w:p>
+    <w:p>
+      <w:pPr>
+        <w:jc w:val="center"/>
+      </w:pPr>
+      <w:r>
+        <w:t xml:space="preserve">Số: {contractNumber}</w:t>
+      </w:r>
+    </w:p>
+    <w:p/>
+    <w:p>
+      <w:pPr>
+        <w:jc w:val="left"/>
+      </w:pPr>
+      <w:r>
+        <w:t xml:space="preserve">Kính gửi: {client.entityName}</w:t>
+      </w:r>
+    </w:p>
+    <w:p>
+      <w:pPr>
+        <w:jc w:val="left"/>
+      </w:pPr>
+      <w:r>
+        <w:t xml:space="preserve">Đơn vị báo giá: {provider.entityName}</w:t>
+      </w:r>
+    </w:p>
+    <w:p>
+      <w:pPr>
+        <w:jc w:val="left"/>
+      </w:pPr>
+      <w:r>
+        <w:t xml:space="preserve">Ngày báo giá: {signDay}/{signMonth}/{signYear}</w:t>
+      </w:r>
+    </w:p>
+    <w:p/>
+    <w:p>
+      <w:pPr>
+        <w:jc w:val="left"/>
+      </w:pPr>
+      <w:r>
+        <w:t xml:space="preserve">Theo yêu cầu của Quý đơn vị, chúng tôi xin gửi báo giá dịch vụ cho sự kiện "{raceName}":</w:t>
+      </w:r>
+    </w:p>
+    <w:p/>
+    <w:p>
+      <w:pPr>
+        <w:jc w:val="left"/>
       </w:pPr>
       <w:r>
         <w:rPr>
           <w:b/>
           <w:bCs/>
         </w:rPr>
-        <w:t xml:space="preserve">BÊN B (Bên cung cấp dịch vụ): {provider.entityName}</w:t>
-      </w:r>
-    </w:p>
-    <w:p>
-      <w:pPr>
-        <w:spacing w:after="120"/>
-      </w:pPr>
-      <w:r>
-        <w:t xml:space="preserve">Địa chỉ: {provider.address}</w:t>
-      </w:r>
-    </w:p>
-    <w:p>
-      <w:pPr>
-        <w:spacing w:after="120"/>
-      </w:pPr>
-      <w:r>
-        <w:t xml:space="preserve">Mã số thuế: {provider.taxId}</w:t>
-      </w:r>
-    </w:p>
-    <w:p>
-      <w:pPr>
-        <w:spacing w:after="120"/>
-      </w:pPr>
-      <w:r>
-        <w:t xml:space="preserve">Đại diện: {provider.representative} — Chức vụ: {provider.position}</w:t>
-      </w:r>
-    </w:p>
-    <w:p>
-      <w:pPr>
-        <w:spacing w:after="120"/>
-      </w:pPr>
-      <w:r>
-        <w:t xml:space="preserve">Tài khoản: {provider.bankAccount} tại {provider.bankName}</w:t>
-      </w:r>
-    </w:p>
-    <w:p>
-      <w:pPr>
-        <w:spacing w:after="120"/>
-      </w:pPr>
-      <w:r>
-        <w:t xml:space="preserve"/>
-      </w:r>
-    </w:p>
-    <w:p>
-      <w:pPr>
-        <w:spacing w:after="120"/>
-      </w:pPr>
-      <w:r>
-        <w:t xml:space="preserve">Hai bên thống nhất ký kết hợp đồng với các nội dung sau:</w:t>
-      </w:r>
-    </w:p>
-    <w:p>
-      <w:pPr>
-        <w:spacing w:after="120"/>
-      </w:pPr>
-      <w:r>
-        <w:t xml:space="preserve"/>
-      </w:r>
-    </w:p>
-    <w:p>
-      <w:pPr>
-        <w:spacing w:after="120"/>
+        <w:t xml:space="preserve">HẠNG MỤC BÁO GIÁ</w:t>
+      </w:r>
+    </w:p>
+    <w:tbl>
+      <w:tblPr>
+        <w:tblW w:type="pct" w:w="100%"/>
+        <w:tblBorders>
+          <w:top w:val="single" w:color="auto" w:sz="4"/>
+          <w:left w:val="single" w:color="auto" w:sz="4"/>
+          <w:bottom w:val="single" w:color="auto" w:sz="4"/>
+          <w:right w:val="single" w:color="auto" w:sz="4"/>
+          <w:insideH w:val="single" w:color="auto" w:sz="4"/>
+          <w:insideV w:val="single" w:color="auto" w:sz="4"/>
+        </w:tblBorders>
+      </w:tblPr>
+      <w:tblGrid>
+        <w:gridCol w:w="100"/>
+        <w:gridCol w:w="100"/>
+        <w:gridCol w:w="100"/>
+        <w:gridCol w:w="100"/>
+        <w:gridCol w:w="100"/>
+        <w:gridCol w:w="100"/>
+        <w:gridCol w:w="100"/>
+      </w:tblGrid>
+      <w:tr>
+        <w:tc>
+          <w:p>
+            <w:r>
+              <w:rPr>
+                <w:b/>
+                <w:bCs/>
+              </w:rPr>
+              <w:t xml:space="preserve">STT</w:t>
+            </w:r>
+          </w:p>
+        </w:tc>
+        <w:tc>
+          <w:p>
+            <w:r>
+              <w:rPr>
+                <w:b/>
+                <w:bCs/>
+              </w:rPr>
+              <w:t xml:space="preserve">Mô tả</w:t>
+            </w:r>
+          </w:p>
+        </w:tc>
+        <w:tc>
+          <w:p>
+            <w:r>
+              <w:rPr>
+                <w:b/>
+                <w:bCs/>
+              </w:rPr>
+              <w:t xml:space="preserve">ĐVT</w:t>
+            </w:r>
+          </w:p>
+        </w:tc>
+        <w:tc>
+          <w:p>
+            <w:r>
+              <w:rPr>
+                <w:b/>
+                <w:bCs/>
+              </w:rPr>
+              <w:t xml:space="preserve">SL</w:t>
+            </w:r>
+          </w:p>
+        </w:tc>
+        <w:tc>
+          <w:p>
+            <w:r>
+              <w:rPr>
+                <w:b/>
+                <w:bCs/>
+              </w:rPr>
+              <w:t xml:space="preserve">Đơn giá</w:t>
+            </w:r>
+          </w:p>
+        </w:tc>
+        <w:tc>
+          <w:p>
+            <w:r>
+              <w:rPr>
+                <w:b/>
+                <w:bCs/>
+              </w:rPr>
+              <w:t xml:space="preserve">Giảm giá</w:t>
+            </w:r>
+          </w:p>
+        </w:tc>
+        <w:tc>
+          <w:p>
+            <w:r>
+              <w:rPr>
+                <w:b/>
+                <w:bCs/>
+              </w:rPr>
+              <w:t xml:space="preserve">Thành tiền</w:t>
+            </w:r>
+          </w:p>
+        </w:tc>
+      </w:tr>
+      <w:tr>
+        <w:tc>
+          <w:p>
+            <w:r>
+              <w:t xml:space="preserve">{#lineItems}{stt}</w:t>
+            </w:r>
+          </w:p>
+        </w:tc>
+        <w:tc>
+          <w:p>
+            <w:r>
+              <w:t xml:space="preserve">{description}</w:t>
+            </w:r>
+          </w:p>
+        </w:tc>
+        <w:tc>
+          <w:p>
+            <w:r>
+              <w:t xml:space="preserve">{unit}</w:t>
+            </w:r>
+          </w:p>
+        </w:tc>
+        <w:tc>
+          <w:p>
+            <w:r>
+              <w:t xml:space="preserve">{quantity}</w:t>
+            </w:r>
+          </w:p>
+        </w:tc>
+        <w:tc>
+          <w:p>
+            <w:r>
+              <w:t xml:space="preserve">{unitPrice}</w:t>
+            </w:r>
+          </w:p>
+        </w:tc>
+        <w:tc>
+          <w:p>
+            <w:r>
+              <w:t xml:space="preserve">{discount}</w:t>
+            </w:r>
+          </w:p>
+        </w:tc>
+        <w:tc>
+          <w:p>
+            <w:r>
+              <w:t xml:space="preserve">{amount}{/lineItems}</w:t>
+            </w:r>
+          </w:p>
+        </w:tc>
+      </w:tr>
+    </w:tbl>
+    <w:p/>
+    <w:p>
+      <w:pPr>
+        <w:jc w:val="left"/>
+      </w:pPr>
+      <w:r>
+        <w:t xml:space="preserve">Cộng (chưa VAT): {subtotal} VND</w:t>
+      </w:r>
+    </w:p>
+    <w:p>
+      <w:pPr>
+        <w:jc w:val="left"/>
+      </w:pPr>
+      <w:r>
+        <w:t xml:space="preserve">VAT ({vatRate}%): {vatAmount} VND</w:t>
+      </w:r>
+    </w:p>
+    <w:p>
+      <w:pPr>
+        <w:jc w:val="left"/>
       </w:pPr>
       <w:r>
         <w:rPr>
           <w:b/>
           <w:bCs/>
         </w:rPr>
-        <w:t xml:space="preserve">{#articles}</w:t>
-      </w:r>
-    </w:p>
-    <w:p>
-      <w:pPr>
-        <w:pStyle w:val="Heading1"/>
-        <w:spacing w:after="120" w:before="240"/>
-      </w:pPr>
-      <w:r>
-        <w:t xml:space="preserve">{heading}</w:t>
-      </w:r>
-    </w:p>
-    <w:p>
-      <w:pPr>
-        <w:spacing w:after="120"/>
-      </w:pPr>
-      <w:r>
-        <w:t xml:space="preserve">{body}</w:t>
-      </w:r>
-    </w:p>
-    <w:p>
-      <w:pPr>
-        <w:spacing w:after="120"/>
-      </w:pPr>
-      <w:r>
-        <w:t xml:space="preserve">{/articles}</w:t>
-      </w:r>
-    </w:p>
-    <w:p>
-      <w:pPr>
-        <w:spacing w:after="120"/>
-      </w:pPr>
-      <w:r>
-        <w:t xml:space="preserve"/>
-      </w:r>
-    </w:p>
-    <w:p>
-      <w:pPr>
-        <w:pStyle w:val="Heading1"/>
-        <w:spacing w:after="120" w:before="240"/>
-      </w:pPr>
-      <w:r>
-        <w:t xml:space="preserve">PHỤ LỤC: CHI TIẾT DỊCH VỤ VÀ GIÁ TRỊ HỢP ĐỒNG</w:t>
-      </w:r>
-    </w:p>
-    <w:p>
-      <w:pPr>
-        <w:spacing w:after="120"/>
-      </w:pPr>
-      <w:r>
-        <w:t xml:space="preserve">Đơn vị tính: VND</w:t>
-      </w:r>
-    </w:p>
-    <w:p>
-      <w:pPr>
-        <w:spacing w:after="120"/>
-      </w:pPr>
-      <w:r>
-        <w:t xml:space="preserve">{#lineItems}</w:t>
-      </w:r>
-    </w:p>
-    <w:p>
-      <w:pPr>
-        <w:spacing w:after="120"/>
-      </w:pPr>
-      <w:r>
-        <w:t xml:space="preserve">{stt}. {description} — {unit} — SL: {quantity} — Đơn giá: {unitPrice} — CK: {discount}% — Thành tiền: {amount}</w:t>
-      </w:r>
-    </w:p>
-    <w:p>
-      <w:pPr>
-        <w:spacing w:after="120"/>
-      </w:pPr>
-      <w:r>
-        <w:t xml:space="preserve">{/lineItems}</w:t>
-      </w:r>
-    </w:p>
-    <w:p>
-      <w:pPr>
-        <w:spacing w:after="120"/>
-      </w:pPr>
-      <w:r>
-        <w:t xml:space="preserve"/>
-      </w:r>
-    </w:p>
-    <w:p>
-      <w:pPr>
-        <w:spacing w:after="120"/>
+        <w:t xml:space="preserve">TỔNG CỘNG: {totalAmount} VND</w:t>
+      </w:r>
+    </w:p>
+    <w:p>
+      <w:pPr>
+        <w:jc w:val="left"/>
+      </w:pPr>
+      <w:r>
+        <w:t xml:space="preserve">(Bằng chữ: {totalAmountInWords})</w:t>
+      </w:r>
+    </w:p>
+    <w:p/>
+    <w:p>
+      <w:pPr>
+        <w:jc w:val="left"/>
+      </w:pPr>
+      <w:r>
+        <w:t xml:space="preserve">Báo giá có hiệu lực trong vòng 15 ngày kể từ ngày phát hành.</w:t>
+      </w:r>
+    </w:p>
+    <w:p/>
+    <w:p>
+      <w:pPr>
+        <w:jc w:val="center"/>
       </w:pPr>
       <w:r>
         <w:rPr>
           <w:b/>
           <w:bCs/>
         </w:rPr>
-        <w:t xml:space="preserve">Tổng tiền (chưa VAT): {subtotal} VND</w:t>
-      </w:r>
-    </w:p>
-    <w:p>
-      <w:pPr>
-        <w:spacing w:after="120"/>
-      </w:pPr>
-      <w:r>
-        <w:t xml:space="preserve">VAT ({vatRate}%): {vatAmount} VND</w:t>
-      </w:r>
-    </w:p>
-    <w:p>
-      <w:pPr>
-        <w:spacing w:after="120"/>
+        <w:t xml:space="preserve">Trân trọng!</w:t>
+      </w:r>
+    </w:p>
+    <w:p/>
+    <w:p>
+      <w:pPr>
+        <w:jc w:val="center"/>
       </w:pPr>
       <w:r>
         <w:rPr>
           <w:b/>
           <w:bCs/>
         </w:rPr>
-        <w:t xml:space="preserve">Tổng cộng (đã VAT): {totalAmount} VND</w:t>
-      </w:r>
-    </w:p>
-    <w:p>
-      <w:pPr>
-        <w:spacing w:after="120"/>
-      </w:pPr>
-      <w:r>
-        <w:t xml:space="preserve">Tạm ứng ({advancePercentage}%): {advanceAmount} VND</w:t>
-      </w:r>
-    </w:p>
-    <w:p>
-      <w:pPr>
-        <w:spacing w:after="120"/>
-      </w:pPr>
-      <w:r>
-        <w:t xml:space="preserve">Còn lại: {remainderAmount} VND</w:t>
-      </w:r>
-    </w:p>
-    <w:p>
-      <w:pPr>
-        <w:spacing w:after="120"/>
-      </w:pPr>
-      <w:r>
-        <w:t xml:space="preserve"/>
-      </w:r>
-    </w:p>
-    <w:p>
-      <w:pPr>
-        <w:spacing w:after="120"/>
-      </w:pPr>
-      <w:r>
-        <w:rPr>
-          <w:b/>
-          <w:bCs/>
-        </w:rPr>
-        <w:t xml:space="preserve">ĐẠI DIỆN BÊN A                                    ĐẠI DIỆN BÊN B</w:t>
-      </w:r>
-    </w:p>
-    <w:p>
-      <w:pPr>
-        <w:spacing w:after="120"/>
-      </w:pPr>
-      <w:r>
-        <w:t xml:space="preserve">(Ký tên, đóng dấu)                                (Ký tên, đóng dấu)</w:t>
-      </w:r>
-    </w:p>
-    <w:p>
-      <w:pPr>
-        <w:spacing w:after="120"/>
-      </w:pPr>
-      <w:r>
-        <w:t xml:space="preserve"/>
-      </w:r>
-    </w:p>
-    <w:p>
-      <w:pPr>
-        <w:spacing w:after="120"/>
-      </w:pPr>
-      <w:r>
-        <w:t xml:space="preserve"/>
-      </w:r>
-    </w:p>
-    <w:p>
-      <w:pPr>
-        <w:spacing w:after="120"/>
-      </w:pPr>
-      <w:r>
-        <w:t xml:space="preserve"/>
-      </w:r>
-    </w:p>
-    <w:p>
-      <w:pPr>
-        <w:spacing w:after="120"/>
-      </w:pPr>
-      <w:r>
-        <w:t xml:space="preserve">{client.representative}                            {provider.representative}</w:t>
+        <w:t xml:space="preserve">ĐẠI DIỆN ĐƠN VỊ BÁO GIÁ</w:t>
+      </w:r>
+    </w:p>
+    <w:p>
+      <w:pPr>
+        <w:jc w:val="center"/>
+      </w:pPr>
+      <w:r>
+        <w:t xml:space="preserve">(Ký tên, đóng dấu)</w:t>
       </w:r>
     </w:p>
     <w:sectPr>
